--- a/Group8_Farm_System_Report.docx
+++ b/Group8_Farm_System_Report.docx
@@ -88,11 +88,12 @@
           <w:ilvl w:val="0"/>
           <w:numId w:val="4"/>
         </w:numPr>
-        <w:spacing w:before="0" w:after="200" w:line="240"/>
+        <w:spacing w:before="0" w:after="0" w:line="240"/>
         <w:ind w:right="0" w:left="720" w:hanging="360"/>
         <w:jc w:val="left"/>
         <w:rPr>
           <w:rFonts w:ascii="Calibri" w:hAnsi="Calibri" w:cs="Calibri" w:eastAsia="Calibri"/>
+          <w:b/>
           <w:color w:val="auto"/>
           <w:spacing w:val="0"/>
           <w:position w:val="0"/>
@@ -103,13 +104,14 @@
       <w:r>
         <w:rPr>
           <w:rFonts w:ascii="Calibri" w:hAnsi="Calibri" w:cs="Calibri" w:eastAsia="Calibri"/>
+          <w:b/>
           <w:color w:val="595959"/>
           <w:spacing w:val="0"/>
           <w:position w:val="0"/>
           <w:sz w:val="22"/>
           <w:shd w:fill="auto" w:val="clear"/>
         </w:rPr>
-        <w:t xml:space="preserve">Apio Lewis</w:t>
+        <w:t xml:space="preserve">Apio Lewis                          S25B38/006</w:t>
       </w:r>
     </w:p>
     <w:p>
@@ -118,11 +120,12 @@
           <w:ilvl w:val="0"/>
           <w:numId w:val="4"/>
         </w:numPr>
-        <w:spacing w:before="0" w:after="200" w:line="240"/>
+        <w:spacing w:before="0" w:after="0" w:line="240"/>
         <w:ind w:right="0" w:left="720" w:hanging="360"/>
         <w:jc w:val="left"/>
         <w:rPr>
           <w:rFonts w:ascii="Calibri" w:hAnsi="Calibri" w:cs="Calibri" w:eastAsia="Calibri"/>
+          <w:b/>
           <w:color w:val="auto"/>
           <w:spacing w:val="0"/>
           <w:position w:val="0"/>
@@ -133,13 +136,14 @@
       <w:r>
         <w:rPr>
           <w:rFonts w:ascii="Calibri" w:hAnsi="Calibri" w:cs="Calibri" w:eastAsia="Calibri"/>
+          <w:b/>
           <w:color w:val="595959"/>
           <w:spacing w:val="0"/>
           <w:position w:val="0"/>
           <w:sz w:val="22"/>
           <w:shd w:fill="auto" w:val="clear"/>
         </w:rPr>
-        <w:t xml:space="preserve">Mubbale Wilson</w:t>
+        <w:t xml:space="preserve">Mubbale Wilson              M25B38/027</w:t>
       </w:r>
     </w:p>
     <w:p>
@@ -148,11 +152,12 @@
           <w:ilvl w:val="0"/>
           <w:numId w:val="4"/>
         </w:numPr>
-        <w:spacing w:before="0" w:after="200" w:line="240"/>
+        <w:spacing w:before="0" w:after="0" w:line="240"/>
         <w:ind w:right="0" w:left="720" w:hanging="360"/>
         <w:jc w:val="left"/>
         <w:rPr>
           <w:rFonts w:ascii="Calibri" w:hAnsi="Calibri" w:cs="Calibri" w:eastAsia="Calibri"/>
+          <w:b/>
           <w:color w:val="auto"/>
           <w:spacing w:val="0"/>
           <w:position w:val="0"/>
@@ -163,13 +168,14 @@
       <w:r>
         <w:rPr>
           <w:rFonts w:ascii="Calibri" w:hAnsi="Calibri" w:cs="Calibri" w:eastAsia="Calibri"/>
+          <w:b/>
           <w:color w:val="595959"/>
           <w:spacing w:val="0"/>
           <w:position w:val="0"/>
           <w:sz w:val="22"/>
           <w:shd w:fill="auto" w:val="clear"/>
         </w:rPr>
-        <w:t xml:space="preserve">Kassujja John Baker</w:t>
+        <w:t xml:space="preserve">Kassujja John Baker        M25B38/042</w:t>
       </w:r>
     </w:p>
     <w:p>
@@ -178,11 +184,12 @@
           <w:ilvl w:val="0"/>
           <w:numId w:val="4"/>
         </w:numPr>
-        <w:spacing w:before="0" w:after="200" w:line="240"/>
+        <w:spacing w:before="0" w:after="0" w:line="240"/>
         <w:ind w:right="0" w:left="720" w:hanging="360"/>
         <w:jc w:val="left"/>
         <w:rPr>
           <w:rFonts w:ascii="Calibri" w:hAnsi="Calibri" w:cs="Calibri" w:eastAsia="Calibri"/>
+          <w:b/>
           <w:color w:val="auto"/>
           <w:spacing w:val="0"/>
           <w:position w:val="0"/>
@@ -193,13 +200,14 @@
       <w:r>
         <w:rPr>
           <w:rFonts w:ascii="Calibri" w:hAnsi="Calibri" w:cs="Calibri" w:eastAsia="Calibri"/>
+          <w:b/>
           <w:color w:val="595959"/>
           <w:spacing w:val="0"/>
           <w:position w:val="0"/>
           <w:sz w:val="22"/>
           <w:shd w:fill="auto" w:val="clear"/>
         </w:rPr>
-        <w:t xml:space="preserve">Anna Nakamate</w:t>
+        <w:t xml:space="preserve">Anna Nakamate               S25B38/029</w:t>
       </w:r>
     </w:p>
     <w:p>
@@ -208,11 +216,12 @@
           <w:ilvl w:val="0"/>
           <w:numId w:val="4"/>
         </w:numPr>
-        <w:spacing w:before="0" w:after="200" w:line="240"/>
+        <w:spacing w:before="0" w:after="0" w:line="240"/>
         <w:ind w:right="0" w:left="720" w:hanging="360"/>
         <w:jc w:val="left"/>
         <w:rPr>
           <w:rFonts w:ascii="Calibri" w:hAnsi="Calibri" w:cs="Calibri" w:eastAsia="Calibri"/>
+          <w:b/>
           <w:color w:val="auto"/>
           <w:spacing w:val="0"/>
           <w:position w:val="0"/>
@@ -223,13 +232,14 @@
       <w:r>
         <w:rPr>
           <w:rFonts w:ascii="Calibri" w:hAnsi="Calibri" w:cs="Calibri" w:eastAsia="Calibri"/>
+          <w:b/>
           <w:color w:val="595959"/>
           <w:spacing w:val="0"/>
           <w:position w:val="0"/>
           <w:sz w:val="22"/>
           <w:shd w:fill="auto" w:val="clear"/>
         </w:rPr>
-        <w:t xml:space="preserve">Arthur Mugoya</w:t>
+        <w:t xml:space="preserve">Arthur Mugoya                M25B38/006</w:t>
       </w:r>
     </w:p>
     <w:p>
@@ -238,11 +248,12 @@
           <w:ilvl w:val="0"/>
           <w:numId w:val="4"/>
         </w:numPr>
-        <w:spacing w:before="0" w:after="200" w:line="240"/>
+        <w:spacing w:before="0" w:after="0" w:line="240"/>
         <w:ind w:right="0" w:left="720" w:hanging="360"/>
         <w:jc w:val="left"/>
         <w:rPr>
           <w:rFonts w:ascii="Calibri" w:hAnsi="Calibri" w:cs="Calibri" w:eastAsia="Calibri"/>
+          <w:b/>
           <w:color w:val="auto"/>
           <w:spacing w:val="0"/>
           <w:position w:val="0"/>
@@ -253,13 +264,14 @@
       <w:r>
         <w:rPr>
           <w:rFonts w:ascii="Calibri" w:hAnsi="Calibri" w:cs="Calibri" w:eastAsia="Calibri"/>
+          <w:b/>
           <w:color w:val="595959"/>
           <w:spacing w:val="0"/>
           <w:position w:val="0"/>
           <w:sz w:val="22"/>
           <w:shd w:fill="auto" w:val="clear"/>
         </w:rPr>
-        <w:t xml:space="preserve">Cynthia favour</w:t>
+        <w:t xml:space="preserve">Cynthia favour                 M25B38/018</w:t>
       </w:r>
     </w:p>
     <w:p>
@@ -381,7 +393,6 @@
                 <w:color w:val="auto"/>
                 <w:spacing w:val="0"/>
                 <w:position w:val="0"/>
-                <w:shd w:fill="auto" w:val="clear"/>
               </w:rPr>
             </w:pPr>
             <w:r>
@@ -424,7 +435,6 @@
                 <w:color w:val="auto"/>
                 <w:spacing w:val="0"/>
                 <w:position w:val="0"/>
-                <w:shd w:fill="auto" w:val="clear"/>
               </w:rPr>
             </w:pPr>
             <w:r>
@@ -473,7 +483,6 @@
                 <w:color w:val="auto"/>
                 <w:spacing w:val="0"/>
                 <w:position w:val="0"/>
-                <w:shd w:fill="auto" w:val="clear"/>
               </w:rPr>
             </w:pPr>
             <w:r>
@@ -515,7 +524,6 @@
                 <w:color w:val="auto"/>
                 <w:spacing w:val="0"/>
                 <w:position w:val="0"/>
-                <w:shd w:fill="auto" w:val="clear"/>
               </w:rPr>
             </w:pPr>
             <w:r>
@@ -563,7 +571,6 @@
                 <w:color w:val="auto"/>
                 <w:spacing w:val="0"/>
                 <w:position w:val="0"/>
-                <w:shd w:fill="auto" w:val="clear"/>
               </w:rPr>
             </w:pPr>
             <w:r>
@@ -605,7 +612,6 @@
                 <w:color w:val="auto"/>
                 <w:spacing w:val="0"/>
                 <w:position w:val="0"/>
-                <w:shd w:fill="auto" w:val="clear"/>
               </w:rPr>
             </w:pPr>
             <w:r>
@@ -653,7 +659,6 @@
                 <w:color w:val="auto"/>
                 <w:spacing w:val="0"/>
                 <w:position w:val="0"/>
-                <w:shd w:fill="auto" w:val="clear"/>
               </w:rPr>
             </w:pPr>
             <w:r>
@@ -695,7 +700,6 @@
                 <w:color w:val="auto"/>
                 <w:spacing w:val="0"/>
                 <w:position w:val="0"/>
-                <w:shd w:fill="auto" w:val="clear"/>
               </w:rPr>
             </w:pPr>
             <w:r>
@@ -743,7 +747,6 @@
                 <w:color w:val="auto"/>
                 <w:spacing w:val="0"/>
                 <w:position w:val="0"/>
-                <w:shd w:fill="auto" w:val="clear"/>
               </w:rPr>
             </w:pPr>
             <w:r>
@@ -785,7 +788,6 @@
                 <w:color w:val="auto"/>
                 <w:spacing w:val="0"/>
                 <w:position w:val="0"/>
-                <w:shd w:fill="auto" w:val="clear"/>
               </w:rPr>
             </w:pPr>
             <w:r>
@@ -833,7 +835,6 @@
                 <w:color w:val="auto"/>
                 <w:spacing w:val="0"/>
                 <w:position w:val="0"/>
-                <w:shd w:fill="auto" w:val="clear"/>
               </w:rPr>
             </w:pPr>
             <w:r>
@@ -875,7 +876,6 @@
                 <w:color w:val="auto"/>
                 <w:spacing w:val="0"/>
                 <w:position w:val="0"/>
-                <w:shd w:fill="auto" w:val="clear"/>
               </w:rPr>
             </w:pPr>
             <w:r>
@@ -923,7 +923,6 @@
                 <w:color w:val="auto"/>
                 <w:spacing w:val="0"/>
                 <w:position w:val="0"/>
-                <w:shd w:fill="auto" w:val="clear"/>
               </w:rPr>
             </w:pPr>
             <w:r>
@@ -965,7 +964,6 @@
                 <w:color w:val="auto"/>
                 <w:spacing w:val="0"/>
                 <w:position w:val="0"/>
-                <w:shd w:fill="auto" w:val="clear"/>
               </w:rPr>
             </w:pPr>
             <w:r>
@@ -1013,7 +1011,6 @@
                 <w:color w:val="auto"/>
                 <w:spacing w:val="0"/>
                 <w:position w:val="0"/>
-                <w:shd w:fill="auto" w:val="clear"/>
               </w:rPr>
             </w:pPr>
             <w:r>
@@ -1055,7 +1052,6 @@
                 <w:color w:val="auto"/>
                 <w:spacing w:val="0"/>
                 <w:position w:val="0"/>
-                <w:shd w:fill="auto" w:val="clear"/>
               </w:rPr>
             </w:pPr>
             <w:r>
@@ -1103,7 +1099,6 @@
                 <w:color w:val="auto"/>
                 <w:spacing w:val="0"/>
                 <w:position w:val="0"/>
-                <w:shd w:fill="auto" w:val="clear"/>
               </w:rPr>
             </w:pPr>
             <w:r>
@@ -1145,7 +1140,6 @@
                 <w:color w:val="auto"/>
                 <w:spacing w:val="0"/>
                 <w:position w:val="0"/>
-                <w:shd w:fill="auto" w:val="clear"/>
               </w:rPr>
             </w:pPr>
             <w:r>
@@ -1193,7 +1187,6 @@
                 <w:color w:val="auto"/>
                 <w:spacing w:val="0"/>
                 <w:position w:val="0"/>
-                <w:shd w:fill="auto" w:val="clear"/>
               </w:rPr>
             </w:pPr>
             <w:r>
@@ -1235,7 +1228,6 @@
                 <w:color w:val="auto"/>
                 <w:spacing w:val="0"/>
                 <w:position w:val="0"/>
-                <w:shd w:fill="auto" w:val="clear"/>
               </w:rPr>
             </w:pPr>
             <w:r>
@@ -1283,7 +1275,6 @@
                 <w:color w:val="auto"/>
                 <w:spacing w:val="0"/>
                 <w:position w:val="0"/>
-                <w:shd w:fill="auto" w:val="clear"/>
               </w:rPr>
             </w:pPr>
             <w:r>
@@ -1325,7 +1316,6 @@
                 <w:color w:val="auto"/>
                 <w:spacing w:val="0"/>
                 <w:position w:val="0"/>
-                <w:shd w:fill="auto" w:val="clear"/>
               </w:rPr>
             </w:pPr>
             <w:r>
@@ -1373,7 +1363,6 @@
                 <w:color w:val="auto"/>
                 <w:spacing w:val="0"/>
                 <w:position w:val="0"/>
-                <w:shd w:fill="auto" w:val="clear"/>
               </w:rPr>
             </w:pPr>
             <w:r>
@@ -1415,7 +1404,6 @@
                 <w:color w:val="auto"/>
                 <w:spacing w:val="0"/>
                 <w:position w:val="0"/>
-                <w:shd w:fill="auto" w:val="clear"/>
               </w:rPr>
             </w:pPr>
             <w:r>
@@ -2027,7 +2015,6 @@
                 <w:color w:val="auto"/>
                 <w:spacing w:val="0"/>
                 <w:position w:val="0"/>
-                <w:shd w:fill="auto" w:val="clear"/>
               </w:rPr>
             </w:pPr>
             <w:r>
@@ -2070,7 +2057,6 @@
                 <w:color w:val="auto"/>
                 <w:spacing w:val="0"/>
                 <w:position w:val="0"/>
-                <w:shd w:fill="auto" w:val="clear"/>
               </w:rPr>
             </w:pPr>
             <w:r>
@@ -2113,7 +2099,6 @@
                 <w:color w:val="auto"/>
                 <w:spacing w:val="0"/>
                 <w:position w:val="0"/>
-                <w:shd w:fill="auto" w:val="clear"/>
               </w:rPr>
             </w:pPr>
             <w:r>
@@ -2162,7 +2147,6 @@
                 <w:color w:val="auto"/>
                 <w:spacing w:val="0"/>
                 <w:position w:val="0"/>
-                <w:shd w:fill="auto" w:val="clear"/>
               </w:rPr>
             </w:pPr>
             <w:r>
@@ -2204,7 +2188,6 @@
                 <w:color w:val="auto"/>
                 <w:spacing w:val="0"/>
                 <w:position w:val="0"/>
-                <w:shd w:fill="auto" w:val="clear"/>
               </w:rPr>
             </w:pPr>
             <w:r>
@@ -2246,7 +2229,6 @@
                 <w:color w:val="auto"/>
                 <w:spacing w:val="0"/>
                 <w:position w:val="0"/>
-                <w:shd w:fill="auto" w:val="clear"/>
               </w:rPr>
             </w:pPr>
             <w:r>
@@ -2294,7 +2276,6 @@
                 <w:color w:val="auto"/>
                 <w:spacing w:val="0"/>
                 <w:position w:val="0"/>
-                <w:shd w:fill="auto" w:val="clear"/>
               </w:rPr>
             </w:pPr>
             <w:r>
@@ -2336,7 +2317,6 @@
                 <w:color w:val="auto"/>
                 <w:spacing w:val="0"/>
                 <w:position w:val="0"/>
-                <w:shd w:fill="auto" w:val="clear"/>
               </w:rPr>
             </w:pPr>
             <w:r>
@@ -2378,7 +2358,6 @@
                 <w:color w:val="auto"/>
                 <w:spacing w:val="0"/>
                 <w:position w:val="0"/>
-                <w:shd w:fill="auto" w:val="clear"/>
               </w:rPr>
             </w:pPr>
             <w:r>
@@ -2426,7 +2405,6 @@
                 <w:color w:val="auto"/>
                 <w:spacing w:val="0"/>
                 <w:position w:val="0"/>
-                <w:shd w:fill="auto" w:val="clear"/>
               </w:rPr>
             </w:pPr>
             <w:r>
@@ -2468,7 +2446,6 @@
                 <w:color w:val="auto"/>
                 <w:spacing w:val="0"/>
                 <w:position w:val="0"/>
-                <w:shd w:fill="auto" w:val="clear"/>
               </w:rPr>
             </w:pPr>
             <w:r>
@@ -2510,7 +2487,6 @@
                 <w:color w:val="auto"/>
                 <w:spacing w:val="0"/>
                 <w:position w:val="0"/>
-                <w:shd w:fill="auto" w:val="clear"/>
               </w:rPr>
             </w:pPr>
             <w:r>
@@ -2558,7 +2534,6 @@
                 <w:color w:val="auto"/>
                 <w:spacing w:val="0"/>
                 <w:position w:val="0"/>
-                <w:shd w:fill="auto" w:val="clear"/>
               </w:rPr>
             </w:pPr>
             <w:r>
@@ -2600,7 +2575,6 @@
                 <w:color w:val="auto"/>
                 <w:spacing w:val="0"/>
                 <w:position w:val="0"/>
-                <w:shd w:fill="auto" w:val="clear"/>
               </w:rPr>
             </w:pPr>
             <w:r>
@@ -2642,7 +2616,6 @@
                 <w:color w:val="auto"/>
                 <w:spacing w:val="0"/>
                 <w:position w:val="0"/>
-                <w:shd w:fill="auto" w:val="clear"/>
               </w:rPr>
             </w:pPr>
             <w:r>
@@ -2690,7 +2663,6 @@
                 <w:color w:val="auto"/>
                 <w:spacing w:val="0"/>
                 <w:position w:val="0"/>
-                <w:shd w:fill="auto" w:val="clear"/>
               </w:rPr>
             </w:pPr>
             <w:r>
@@ -2732,7 +2704,6 @@
                 <w:color w:val="auto"/>
                 <w:spacing w:val="0"/>
                 <w:position w:val="0"/>
-                <w:shd w:fill="auto" w:val="clear"/>
               </w:rPr>
             </w:pPr>
             <w:r>
@@ -2774,7 +2745,6 @@
                 <w:color w:val="auto"/>
                 <w:spacing w:val="0"/>
                 <w:position w:val="0"/>
-                <w:shd w:fill="auto" w:val="clear"/>
               </w:rPr>
             </w:pPr>
             <w:r>
@@ -2822,7 +2792,6 @@
                 <w:color w:val="auto"/>
                 <w:spacing w:val="0"/>
                 <w:position w:val="0"/>
-                <w:shd w:fill="auto" w:val="clear"/>
               </w:rPr>
             </w:pPr>
             <w:r>
@@ -2864,7 +2833,6 @@
                 <w:color w:val="auto"/>
                 <w:spacing w:val="0"/>
                 <w:position w:val="0"/>
-                <w:shd w:fill="auto" w:val="clear"/>
               </w:rPr>
             </w:pPr>
             <w:r>
@@ -2906,7 +2874,6 @@
                 <w:color w:val="auto"/>
                 <w:spacing w:val="0"/>
                 <w:position w:val="0"/>
-                <w:shd w:fill="auto" w:val="clear"/>
               </w:rPr>
             </w:pPr>
             <w:r>
@@ -2954,7 +2921,6 @@
                 <w:color w:val="auto"/>
                 <w:spacing w:val="0"/>
                 <w:position w:val="0"/>
-                <w:shd w:fill="auto" w:val="clear"/>
               </w:rPr>
             </w:pPr>
             <w:r>
@@ -2996,7 +2962,6 @@
                 <w:color w:val="auto"/>
                 <w:spacing w:val="0"/>
                 <w:position w:val="0"/>
-                <w:shd w:fill="auto" w:val="clear"/>
               </w:rPr>
             </w:pPr>
             <w:r>
@@ -3038,7 +3003,6 @@
                 <w:color w:val="auto"/>
                 <w:spacing w:val="0"/>
                 <w:position w:val="0"/>
-                <w:shd w:fill="auto" w:val="clear"/>
               </w:rPr>
             </w:pPr>
             <w:r>
@@ -3086,7 +3050,6 @@
                 <w:color w:val="auto"/>
                 <w:spacing w:val="0"/>
                 <w:position w:val="0"/>
-                <w:shd w:fill="auto" w:val="clear"/>
               </w:rPr>
             </w:pPr>
             <w:r>
@@ -3128,7 +3091,6 @@
                 <w:color w:val="auto"/>
                 <w:spacing w:val="0"/>
                 <w:position w:val="0"/>
-                <w:shd w:fill="auto" w:val="clear"/>
               </w:rPr>
             </w:pPr>
             <w:r>
@@ -3170,7 +3132,6 @@
                 <w:color w:val="auto"/>
                 <w:spacing w:val="0"/>
                 <w:position w:val="0"/>
-                <w:shd w:fill="auto" w:val="clear"/>
               </w:rPr>
             </w:pPr>
             <w:r>
@@ -3822,8 +3783,8 @@
         </w:rPr>
       </w:pPr>
       <w:r>
-        <w:object w:dxaOrig="8640" w:dyaOrig="8121">
-          <v:rect xmlns:o="urn:schemas-microsoft-com:office:office" xmlns:v="urn:schemas-microsoft-com:vml" id="rectole0000000000" style="width:432.000000pt;height:406.050000pt" o:preferrelative="t" o:ole="">
+        <w:object w:dxaOrig="8848" w:dyaOrig="8321">
+          <v:rect xmlns:o="urn:schemas-microsoft-com:office:office" xmlns:v="urn:schemas-microsoft-com:vml" id="rectole0000000000" style="width:442.400000pt;height:416.050000pt" o:preferrelative="t" o:ole="">
             <o:lock v:ext="edit"/>
             <v:imagedata xmlns:r="http://schemas.openxmlformats.org/officeDocument/2006/relationships" r:id="docRId1" o:title=""/>
           </v:rect>
@@ -3837,6 +3798,13 @@
 
 <file path=word/numbering.xml><?xml version="1.0" encoding="utf-8"?>
 <w:numbering xmlns:w="http://schemas.openxmlformats.org/wordprocessingml/2006/main">
+  <w:abstractNum w:abstractNumId="1">
+    <w:lvl w:ilvl="0">
+      <w:start w:val="1"/>
+      <w:numFmt w:val="decimal"/>
+      <w:lvlText w:val="%1."/>
+    </w:lvl>
+  </w:abstractNum>
   <w:abstractNum w:abstractNumId="0">
     <w:lvl w:ilvl="0">
       <w:start w:val="1"/>
@@ -3844,15 +3812,8 @@
       <w:lvlText w:val="•"/>
     </w:lvl>
   </w:abstractNum>
-  <w:abstractNum w:abstractNumId="6">
-    <w:lvl w:ilvl="0">
-      <w:start w:val="1"/>
-      <w:numFmt w:val="bullet"/>
-      <w:lvlText w:val="•"/>
-    </w:lvl>
-  </w:abstractNum>
   <w:num w:numId="4">
-    <w:abstractNumId w:val="6"/>
+    <w:abstractNumId w:val="1"/>
   </w:num>
   <w:num w:numId="36">
     <w:abstractNumId w:val="0"/>
